--- a/1. Theory of Change-Breaking the cycle.docx
+++ b/1. Theory of Change-Breaking the cycle.docx
@@ -59,17 +59,12 @@
           <w:sz w:val="21"/>
           <w:szCs w:val="21"/>
         </w:rPr>
-        <w:t>Programme design document — working draft for expert review</w:t>
+        <w:t xml:space="preserve">Programme design document — working draft </w:t>
       </w:r>
     </w:p>
     <w:p>
       <w:pPr>
         <w:spacing w:before="120"/>
-        <w:rPr>
-          <w:lang w:val="en-US"/>
-        </w:rPr>
-      </w:pPr>
-      <w:r>
         <w:rPr>
           <w:rFonts w:ascii="Arial" w:eastAsia="Arial" w:hAnsi="Arial" w:cs="Arial"/>
           <w:i/>
@@ -79,9 +74,7 @@
           <w:szCs w:val="21"/>
           <w:lang w:val="en-US"/>
         </w:rPr>
-        <w:t xml:space="preserve">Prepared by </w:t>
-      </w:r>
-      <w:proofErr w:type="spellStart"/>
+      </w:pPr>
       <w:r>
         <w:rPr>
           <w:rFonts w:ascii="Arial" w:eastAsia="Arial" w:hAnsi="Arial" w:cs="Arial"/>
@@ -92,9 +85,9 @@
           <w:szCs w:val="21"/>
           <w:lang w:val="en-US"/>
         </w:rPr>
-        <w:t>Sungeun</w:t>
-      </w:r>
-      <w:proofErr w:type="spellEnd"/>
+        <w:t xml:space="preserve">Prepared by </w:t>
+      </w:r>
+      <w:proofErr w:type="spellStart"/>
       <w:r>
         <w:rPr>
           <w:rFonts w:ascii="Arial" w:eastAsia="Arial" w:hAnsi="Arial" w:cs="Arial"/>
@@ -105,7 +98,40 @@
           <w:szCs w:val="21"/>
           <w:lang w:val="en-US"/>
         </w:rPr>
+        <w:t>Sungeun</w:t>
+      </w:r>
+      <w:proofErr w:type="spellEnd"/>
+      <w:r>
+        <w:rPr>
+          <w:rFonts w:ascii="Arial" w:eastAsia="Arial" w:hAnsi="Arial" w:cs="Arial"/>
+          <w:i/>
+          <w:iCs/>
+          <w:color w:val="555555"/>
+          <w:sz w:val="21"/>
+          <w:szCs w:val="21"/>
+          <w:lang w:val="en-US"/>
+        </w:rPr>
         <w:t xml:space="preserve"> Kim</w:t>
+      </w:r>
+    </w:p>
+    <w:p>
+      <w:pPr>
+        <w:spacing w:before="120"/>
+        <w:rPr>
+          <w:lang w:val="en-US"/>
+        </w:rPr>
+      </w:pPr>
+      <w:r>
+        <w:rPr>
+          <w:rFonts w:ascii="Arial" w:eastAsia="Arial" w:hAnsi="Arial" w:cs="Arial"/>
+          <w:i/>
+          <w:iCs/>
+          <w:color w:val="555555"/>
+          <w:sz w:val="21"/>
+          <w:szCs w:val="21"/>
+          <w:lang w:val="en-US"/>
+        </w:rPr>
+        <w:t>May 15, 2026</w:t>
       </w:r>
     </w:p>
     <w:p>
@@ -131,8 +157,14 @@
           <w:sz w:val="22"/>
           <w:szCs w:val="22"/>
         </w:rPr>
-        <w:t xml:space="preserve">Breaking the Cycle is a structured cognitive behavioural therapy (CBT) programme for children living in households affected by gender-based violence (GBV). Its purpose is to interrupt the documented mechanism by which childhood exposure to family violence </w:t>
-      </w:r>
+        <w:t>Breaking the Cycle is a structured cognitive behavioural therapy (CBT) programme for children living in households affected by gender-based violence (GBV). Its purpose is to interrupt the documented mechanism by which childhood exposure to family violence produces lasting psychological harm — and, if left unaddressed, transmits that harm into the next generation through cycles of victimisation and perpetration.</w:t>
+      </w:r>
+    </w:p>
+    <w:p>
+      <w:pPr>
+        <w:spacing w:before="60" w:after="120" w:line="276" w:lineRule="auto"/>
+        <w:jc w:val="both"/>
+      </w:pPr>
       <w:r>
         <w:rPr>
           <w:rFonts w:ascii="Arial" w:eastAsia="Arial" w:hAnsi="Arial" w:cs="Arial"/>
@@ -140,40 +172,7 @@
           <w:sz w:val="22"/>
           <w:szCs w:val="22"/>
         </w:rPr>
-        <w:t>produces lasting psychological harm — and, if left unaddressed, transmits that harm into the next generation through cycles of victimisation and perpetration.</w:t>
-      </w:r>
-    </w:p>
-    <w:p>
-      <w:pPr>
-        <w:spacing w:before="60" w:after="120" w:line="276" w:lineRule="auto"/>
-        <w:jc w:val="both"/>
-      </w:pPr>
-      <w:r>
-        <w:rPr>
-          <w:rFonts w:ascii="Arial" w:eastAsia="Arial" w:hAnsi="Arial" w:cs="Arial"/>
-          <w:color w:val="1A1A2E"/>
-          <w:sz w:val="22"/>
-          <w:szCs w:val="22"/>
-        </w:rPr>
-        <w:t>This document sets out the programme's Theory of Change: the causal logic connecting programme ac</w:t>
-      </w:r>
-      <w:r>
-        <w:rPr>
-          <w:rFonts w:ascii="Arial" w:eastAsia="Arial" w:hAnsi="Arial" w:cs="Arial"/>
-          <w:color w:val="1A1A2E"/>
-          <w:sz w:val="22"/>
-          <w:szCs w:val="22"/>
-        </w:rPr>
-        <w:t>tivities to immediate outputs, medium-term outcomes, and long-term impact. It does not prescribe final programme design, which will be determined through expert consultation and contextual analysis of the target population. Key design decisions — including</w:t>
-      </w:r>
-      <w:r>
-        <w:rPr>
-          <w:rFonts w:ascii="Arial" w:eastAsia="Arial" w:hAnsi="Arial" w:cs="Arial"/>
-          <w:color w:val="1A1A2E"/>
-          <w:sz w:val="22"/>
-          <w:szCs w:val="22"/>
-        </w:rPr>
-        <w:t xml:space="preserve"> session modality, frequency, group composition, and delivery setting — remain open and are flagged explicitly throughout.</w:t>
+        <w:t>This document sets out the programme's Theory of Change: the causal logic connecting programme activities to immediate outputs, medium-term outcomes, and long-term impact. It does not prescribe final programme design, which will be determined through expert consultation and contextual analysis of the target population. Key design decisions — including session modality, frequency, group composition, and delivery setting — remain open and are flagged explicitly throughout.</w:t>
       </w:r>
     </w:p>
     <w:p>
@@ -199,16 +198,7 @@
           <w:sz w:val="22"/>
           <w:szCs w:val="22"/>
         </w:rPr>
-        <w:t>Children in GBV-affected households face a dual burden: the acute psychological harm of witnessing or experienc</w:t>
-      </w:r>
-      <w:r>
-        <w:rPr>
-          <w:rFonts w:ascii="Arial" w:eastAsia="Arial" w:hAnsi="Arial" w:cs="Arial"/>
-          <w:color w:val="1A1A2E"/>
-          <w:sz w:val="22"/>
-          <w:szCs w:val="22"/>
-        </w:rPr>
-        <w:t>ing violence, and the structural barriers that prevent them from accessing help. The evidence base establishes three interlocking dimensions of the problem:</w:t>
+        <w:t>Children in GBV-affected households face a dual burden: the acute psychological harm of witnessing or experiencing violence, and the structural barriers that prevent them from accessing help. The evidence base establishes three interlocking dimensions of the problem:</w:t>
       </w:r>
     </w:p>
     <w:p>
@@ -255,15 +245,7 @@
           <w:sz w:val="21"/>
           <w:szCs w:val="21"/>
         </w:rPr>
-        <w:t>Clinically elevated rates of PTSD, depression, anxiety</w:t>
-      </w:r>
-      <w:r>
-        <w:rPr>
-          <w:color w:val="555555"/>
-          <w:sz w:val="21"/>
-          <w:szCs w:val="21"/>
-        </w:rPr>
-        <w:t>, and externalising behaviour problems.</w:t>
+        <w:t>Clinically elevated rates of PTSD, depression, anxiety, and externalising behaviour problems.</w:t>
       </w:r>
     </w:p>
     <w:p>
@@ -323,15 +305,7 @@
           <w:sz w:val="21"/>
           <w:szCs w:val="21"/>
         </w:rPr>
-        <w:t>Approximately one-third of children exposed to family violence go on to becom</w:t>
-      </w:r>
-      <w:r>
-        <w:rPr>
-          <w:color w:val="555555"/>
-          <w:sz w:val="21"/>
-          <w:szCs w:val="21"/>
-        </w:rPr>
-        <w:t>e victims or perpetrators of GBV in adulthood</w:t>
+        <w:t>Approximately one-third of children exposed to family violence go on to become victims or perpetrators of GBV in adulthood</w:t>
       </w:r>
       <w:r>
         <w:rPr>
@@ -375,15 +349,7 @@
           <w:sz w:val="21"/>
           <w:szCs w:val="21"/>
         </w:rPr>
-        <w:t>Continued contact with an abusive parent who denies or minimises the violence is a documented barrier to recovery — it prevents children from constructing a coherent trauma narrative, which is a prerequisite f</w:t>
-      </w:r>
-      <w:r>
-        <w:rPr>
-          <w:color w:val="555555"/>
-          <w:sz w:val="21"/>
-          <w:szCs w:val="21"/>
-        </w:rPr>
-        <w:t>or therapeutic progress (Holt et al., 2025).</w:t>
+        <w:t>Continued contact with an abusive parent who denies or minimises the violence is a documented barrier to recovery — it prevents children from constructing a coherent trauma narrative, which is a prerequisite for therapeutic progress (Holt et al., 2025).</w:t>
       </w:r>
     </w:p>
     <w:p>
@@ -425,15 +391,7 @@
           <w:sz w:val="21"/>
           <w:szCs w:val="21"/>
         </w:rPr>
-        <w:t xml:space="preserve">Children frequently prioritise protecting their parents over seeking help. Traditional services often require parental consent or involve long waiting lists, both of which </w:t>
-      </w:r>
-      <w:r>
-        <w:rPr>
-          <w:color w:val="555555"/>
-          <w:sz w:val="21"/>
-          <w:szCs w:val="21"/>
-        </w:rPr>
-        <w:t>are structurally inaccessible in GBV contexts.</w:t>
+        <w:t>Children frequently prioritise protecting their parents over seeking help. Traditional services often require parental consent or involve long waiting lists, both of which are structurally inaccessible in GBV contexts.</w:t>
       </w:r>
     </w:p>
     <w:p>
@@ -468,6 +426,7 @@
         <w:rPr>
           <w:lang w:val="en-US"/>
         </w:rPr>
+        <w:lastRenderedPageBreak/>
         <w:t>3</w:t>
       </w:r>
       <w:r>
@@ -498,7 +457,6 @@
           <w:sz w:val="22"/>
           <w:szCs w:val="22"/>
         </w:rPr>
-        <w:lastRenderedPageBreak/>
         <w:t>The programme's Theory of Change is grounded in a substantial body of peer-reviewed research, systematic reviews, and programme evaluations. The evidence supports five core claims.</w:t>
       </w:r>
     </w:p>
@@ -696,7 +654,14 @@
           <w:sz w:val="22"/>
           <w:szCs w:val="22"/>
         </w:rPr>
-        <w:t xml:space="preserve"> to </w:t>
+        <w:t xml:space="preserve"> to outcome</w:t>
+      </w:r>
+      <w:r>
+        <w:rPr>
+          <w:color w:val="1A1A2E"/>
+          <w:lang w:val="en-US"/>
+        </w:rPr>
+        <w:t>s</w:t>
       </w:r>
       <w:r>
         <w:rPr>
@@ -705,32 +670,7 @@
           <w:sz w:val="22"/>
           <w:szCs w:val="22"/>
         </w:rPr>
-        <w:t>outcome</w:t>
-      </w:r>
-      <w:r>
-        <w:rPr>
-          <w:color w:val="1A1A2E"/>
-          <w:lang w:val="en-US"/>
-        </w:rPr>
-        <w:t>s</w:t>
-      </w:r>
-      <w:r>
-        <w:rPr>
-          <w:rFonts w:ascii="Arial" w:eastAsia="Arial" w:hAnsi="Arial" w:cs="Arial"/>
-          <w:color w:val="1A1A2E"/>
-          <w:sz w:val="22"/>
-          <w:szCs w:val="22"/>
-        </w:rPr>
-        <w:t xml:space="preserve">, and ultimately to a </w:t>
-      </w:r>
-      <w:r>
-        <w:rPr>
-          <w:rFonts w:ascii="Arial" w:eastAsia="Arial" w:hAnsi="Arial" w:cs="Arial"/>
-          <w:color w:val="1A1A2E"/>
-          <w:sz w:val="22"/>
-          <w:szCs w:val="22"/>
-        </w:rPr>
-        <w:t>impact: the interruption of the intergenerational cycle of GBV.</w:t>
+        <w:t>, and ultimately to a impact: the interruption of the intergenerational cycle of GBV.</w:t>
       </w:r>
     </w:p>
     <w:p>
@@ -869,16 +809,7 @@
           <w:szCs w:val="20"/>
           <w:lang w:val="en-US"/>
         </w:rPr>
-        <w:t xml:space="preserve">: </w:t>
-      </w:r>
-      <w:r>
-        <w:rPr>
-          <w:rFonts w:ascii="Arial" w:hAnsi="Arial" w:cs="Arial"/>
-          <w:sz w:val="20"/>
-          <w:szCs w:val="20"/>
-          <w:lang w:val="en-US"/>
-        </w:rPr>
-        <w:t>Causal chain from therapeutic intervention to long-term impact</w:t>
+        <w:t>: Causal chain from therapeutic intervention to long-term impact</w:t>
       </w:r>
     </w:p>
     <w:p>
@@ -1006,12 +937,6 @@
         <w:gridCol w:w="2212"/>
       </w:tblGrid>
       <w:tr>
-        <w:tblPrEx>
-          <w:tblCellMar>
-            <w:top w:w="0" w:type="dxa"/>
-            <w:bottom w:w="0" w:type="dxa"/>
-          </w:tblCellMar>
-        </w:tblPrEx>
         <w:trPr>
           <w:tblHeader/>
         </w:trPr>
@@ -1192,12 +1117,6 @@
         </w:tc>
       </w:tr>
       <w:tr>
-        <w:tblPrEx>
-          <w:tblCellMar>
-            <w:top w:w="0" w:type="dxa"/>
-            <w:bottom w:w="0" w:type="dxa"/>
-          </w:tblCellMar>
-        </w:tblPrEx>
         <w:tc>
           <w:tcPr>
             <w:tcW w:w="717" w:type="pct"/>
@@ -1467,12 +1386,6 @@
         </w:tc>
       </w:tr>
       <w:tr>
-        <w:tblPrEx>
-          <w:tblCellMar>
-            <w:top w:w="0" w:type="dxa"/>
-            <w:bottom w:w="0" w:type="dxa"/>
-          </w:tblCellMar>
-        </w:tblPrEx>
         <w:tc>
           <w:tcPr>
             <w:tcW w:w="717" w:type="pct"/>
@@ -1779,12 +1692,6 @@
         </w:tc>
       </w:tr>
       <w:tr>
-        <w:tblPrEx>
-          <w:tblCellMar>
-            <w:top w:w="0" w:type="dxa"/>
-            <w:bottom w:w="0" w:type="dxa"/>
-          </w:tblCellMar>
-        </w:tblPrEx>
         <w:tc>
           <w:tcPr>
             <w:tcW w:w="717" w:type="pct"/>
@@ -2040,12 +1947,6 @@
         </w:tc>
       </w:tr>
       <w:tr>
-        <w:tblPrEx>
-          <w:tblCellMar>
-            <w:top w:w="0" w:type="dxa"/>
-            <w:bottom w:w="0" w:type="dxa"/>
-          </w:tblCellMar>
-        </w:tblPrEx>
         <w:tc>
           <w:tcPr>
             <w:tcW w:w="717" w:type="pct"/>
@@ -2437,12 +2338,6 @@
         <w:gridCol w:w="9360"/>
       </w:tblGrid>
       <w:tr>
-        <w:tblPrEx>
-          <w:tblCellMar>
-            <w:top w:w="0" w:type="dxa"/>
-            <w:bottom w:w="0" w:type="dxa"/>
-          </w:tblCellMar>
-        </w:tblPrEx>
         <w:tc>
           <w:tcPr>
             <w:tcW w:w="0" w:type="auto"/>
@@ -2487,16 +2382,7 @@
                 <w:sz w:val="20"/>
                 <w:szCs w:val="20"/>
               </w:rPr>
-              <w:t>The programme may be delivered as individual (1:1) sessions, group sessions, or a mixed model combining both. The appropriate modality will be determined following expert consultation and detailed analysis of the target population's characteristics, needs</w:t>
-            </w:r>
-            <w:r>
-              <w:rPr>
-                <w:rFonts w:ascii="Arial" w:eastAsia="Arial" w:hAnsi="Arial" w:cs="Arial"/>
-                <w:color w:val="1A1A2E"/>
-                <w:sz w:val="20"/>
-                <w:szCs w:val="20"/>
-              </w:rPr>
-              <w:t>, and vulnerabilities.</w:t>
+              <w:t>The programme may be delivered as individual (1:1) sessions, group sessions, or a mixed model combining both. The appropriate modality will be determined following expert consultation and detailed analysis of the target population's characteristics, needs, and vulnerabilities.</w:t>
             </w:r>
           </w:p>
           <w:p>
@@ -2547,12 +2433,6 @@
         <w:gridCol w:w="9360"/>
       </w:tblGrid>
       <w:tr>
-        <w:tblPrEx>
-          <w:tblCellMar>
-            <w:top w:w="0" w:type="dxa"/>
-            <w:bottom w:w="0" w:type="dxa"/>
-          </w:tblCellMar>
-        </w:tblPrEx>
         <w:tc>
           <w:tcPr>
             <w:tcW w:w="0" w:type="auto"/>
@@ -2597,16 +2477,7 @@
                 <w:sz w:val="20"/>
                 <w:szCs w:val="20"/>
               </w:rPr>
-              <w:t>Session locations will be selected based on proximity and practical accessibility for participating children. For group sessions, venues must be safe, confidential, and reachable</w:t>
-            </w:r>
-            <w:r>
-              <w:rPr>
-                <w:rFonts w:ascii="Arial" w:eastAsia="Arial" w:hAnsi="Arial" w:cs="Arial"/>
-                <w:color w:val="1A1A2E"/>
-                <w:sz w:val="20"/>
-                <w:szCs w:val="20"/>
-              </w:rPr>
-              <w:t xml:space="preserve"> without requiring children to disclose participation to the abusive parent.</w:t>
+              <w:t>Session locations will be selected based on proximity and practical accessibility for participating children. For group sessions, venues must be safe, confidential, and reachable without requiring children to disclose participation to the abusive parent.</w:t>
             </w:r>
           </w:p>
           <w:p>
@@ -2669,8 +2540,45 @@
           <w:sz w:val="22"/>
           <w:szCs w:val="22"/>
         </w:rPr>
-        <w:t>What chan</w:t>
-      </w:r>
+        <w:t xml:space="preserve">What changes: </w:t>
+      </w:r>
+      <w:r>
+        <w:rPr>
+          <w:rFonts w:ascii="Arial" w:eastAsia="Arial" w:hAnsi="Arial" w:cs="Arial"/>
+          <w:color w:val="1A1A2E"/>
+          <w:sz w:val="22"/>
+          <w:szCs w:val="22"/>
+        </w:rPr>
+        <w:t>Children completing the programme demonstrate measurable reductions in trauma symptom severity, improved emotional regulation, and a strengthened sense of personal safety.</w:t>
+      </w:r>
+    </w:p>
+    <w:p>
+      <w:pPr>
+        <w:spacing w:before="60" w:after="120" w:line="276" w:lineRule="auto"/>
+        <w:jc w:val="both"/>
+      </w:pPr>
+      <w:r>
+        <w:rPr>
+          <w:rFonts w:ascii="Arial" w:eastAsia="Arial" w:hAnsi="Arial" w:cs="Arial"/>
+          <w:color w:val="1A1A2E"/>
+          <w:sz w:val="22"/>
+          <w:szCs w:val="22"/>
+        </w:rPr>
+        <w:lastRenderedPageBreak/>
+        <w:t>The specific CBT components driving these changes — trauma narrative work, cognitive restructuring, emotion regulation skills, and safety planning — are each supported by the evidence base. The output is the proximate, clinically measurable result of the intervention.</w:t>
+      </w:r>
+    </w:p>
+    <w:p>
+      <w:pPr>
+        <w:spacing w:before="60" w:after="120" w:line="276" w:lineRule="auto"/>
+        <w:jc w:val="both"/>
+        <w:rPr>
+          <w:rFonts w:ascii="Arial" w:eastAsia="Arial" w:hAnsi="Arial" w:cs="Arial"/>
+          <w:color w:val="1A1A2E"/>
+          <w:sz w:val="22"/>
+          <w:szCs w:val="22"/>
+        </w:rPr>
+      </w:pPr>
       <w:r>
         <w:rPr>
           <w:rFonts w:ascii="Arial" w:eastAsia="Arial" w:hAnsi="Arial" w:cs="Arial"/>
@@ -2680,7 +2588,7 @@
           <w:sz w:val="22"/>
           <w:szCs w:val="22"/>
         </w:rPr>
-        <w:t xml:space="preserve">ges: </w:t>
+        <w:t xml:space="preserve">Critical assumption: </w:t>
       </w:r>
       <w:r>
         <w:rPr>
@@ -2689,7 +2597,35 @@
           <w:sz w:val="22"/>
           <w:szCs w:val="22"/>
         </w:rPr>
-        <w:t>Children completing the programme demonstrate measurable reductions in trauma symptom severity, improved emotional regulation, and a strengthened sense of personal safety.</w:t>
+        <w:t>Children must be able to attend a sufficient number of sessions to reach the therapeutic dose. Where children remain in direct, unmitigated contact with an abusive parent who denies the violence, the programme's clinical team should assess whether continued participation is therapeutically indicated, and whether additional safeguarding measures are required.</w:t>
+      </w:r>
+    </w:p>
+    <w:p>
+      <w:pPr>
+        <w:pStyle w:val="Heading2"/>
+      </w:pPr>
+      <w:proofErr w:type="gramStart"/>
+      <w:r>
+        <w:rPr>
+          <w:lang w:val="en-US"/>
+        </w:rPr>
+        <w:t>4</w:t>
+      </w:r>
+      <w:r>
+        <w:t>.</w:t>
+      </w:r>
+      <w:r>
+        <w:rPr>
+          <w:lang w:val="en-US"/>
+        </w:rPr>
+        <w:t>3</w:t>
+      </w:r>
+      <w:r>
+        <w:t xml:space="preserve">  Outcome</w:t>
+      </w:r>
+      <w:proofErr w:type="gramEnd"/>
+      <w:r>
+        <w:t>: Improved Social and Academic Engagement</w:t>
       </w:r>
     </w:p>
     <w:p>
@@ -2704,17 +2640,28 @@
           <w:sz w:val="22"/>
           <w:szCs w:val="22"/>
         </w:rPr>
-        <w:lastRenderedPageBreak/>
-        <w:t>The specific CBT components driving these changes — trauma narrative work, cogn</w:t>
-      </w:r>
-      <w:r>
+        <w:t>As trauma symptoms reduce and emotional regulation improves, children are better placed to engage with the social and educational environments around them. This includes school attendance, academic performance, and the quality of peer relationships. Evidence from the Becoming a Man (BAM) programme demonstrates a direct causal link between structured CBT and improved graduation rates — a pathway that operates through exactly this mechanism.</w:t>
+      </w:r>
+    </w:p>
+    <w:p>
+      <w:pPr>
+        <w:spacing w:before="60" w:after="120" w:line="276" w:lineRule="auto"/>
+        <w:jc w:val="both"/>
         <w:rPr>
           <w:rFonts w:ascii="Arial" w:eastAsia="Arial" w:hAnsi="Arial" w:cs="Arial"/>
           <w:color w:val="1A1A2E"/>
           <w:sz w:val="22"/>
           <w:szCs w:val="22"/>
         </w:rPr>
-        <w:t>itive restructuring, emotion regulation skills, and safety planning — are each supported by the evidence base. The output is the proximate, clinically measurable result of the intervention.</w:t>
+      </w:pPr>
+      <w:r>
+        <w:rPr>
+          <w:rFonts w:ascii="Arial" w:eastAsia="Arial" w:hAnsi="Arial" w:cs="Arial"/>
+          <w:color w:val="1A1A2E"/>
+          <w:sz w:val="22"/>
+          <w:szCs w:val="22"/>
+        </w:rPr>
+        <w:t>Academic and social re-engagement is also intrinsically protective: school provides structure, trusted adults, and peer connection — all of which buffer against the re-emergence of trauma symptoms after the programme ends.</w:t>
       </w:r>
     </w:p>
     <w:p>
@@ -2731,23 +2678,24 @@
       <w:r>
         <w:rPr>
           <w:rFonts w:ascii="Arial" w:eastAsia="Arial" w:hAnsi="Arial" w:cs="Arial"/>
-          <w:b/>
-          <w:bCs/>
           <w:color w:val="1A1A2E"/>
           <w:sz w:val="22"/>
           <w:szCs w:val="22"/>
         </w:rPr>
-        <w:t xml:space="preserve">Critical assumption: </w:t>
-      </w:r>
-      <w:r>
+        <w:t xml:space="preserve">This improved engagement then opens a forward-looking pathway. Children who re-engage with education are better positioned to pursue further academic achievement and, ultimately, secure stable employment. Economic stability — sustained income and financial independence — in turn reduces vulnerability to GBV in adulthood in two directions: it lowers the material conditions that increase exposure to victimisation, and it reduces the stressors associated with perpetration. </w:t>
+      </w:r>
+    </w:p>
+    <w:p>
+      <w:pPr>
+        <w:spacing w:before="60" w:after="120" w:line="276" w:lineRule="auto"/>
+        <w:jc w:val="both"/>
         <w:rPr>
           <w:rFonts w:ascii="Arial" w:eastAsia="Arial" w:hAnsi="Arial" w:cs="Arial"/>
           <w:color w:val="1A1A2E"/>
           <w:sz w:val="22"/>
           <w:szCs w:val="22"/>
         </w:rPr>
-        <w:t xml:space="preserve">Children must be able to attend a sufficient </w:t>
-      </w:r>
+      </w:pPr>
       <w:r>
         <w:rPr>
           <w:rFonts w:ascii="Arial" w:eastAsia="Arial" w:hAnsi="Arial" w:cs="Arial"/>
@@ -2755,50 +2703,35 @@
           <w:sz w:val="22"/>
           <w:szCs w:val="22"/>
         </w:rPr>
-        <w:t>number of sessions to reach the therapeutic dose. Where children remain in direct, unmitigated contact with an abusive parent who denies the violence, the programme's clinical team should assess whether continued participation is therapeutically indicated,</w:t>
-      </w:r>
-      <w:r>
+        <w:t>It should be noted that two additional outcomes — an improved relationship with the non-offending caregiver, and the capacity to form healthy, non-violent relationships with others in adulthood — are not captured in the log frame due to measurement complexity, but are expected to contribute independently to the programme's long-term impact. A child who develops a secure caregiver relationship during treatment is less likely to replicate violent relationship dynamics in adulthood; and a young adult who forms healthy intimate and family relationships is, by definition, not transmitting the cycle of GBV to the next generation. These outcomes operate alongside the economic pathway and reinforce the overall impact, even where they are not formally tracked.</w:t>
+      </w:r>
+    </w:p>
+    <w:p>
+      <w:pPr>
+        <w:pStyle w:val="Heading2"/>
+      </w:pPr>
+      <w:proofErr w:type="gramStart"/>
+      <w:r>
+        <w:rPr>
+          <w:lang w:val="en-US"/>
+        </w:rPr>
+        <w:t>4.4</w:t>
+      </w:r>
+      <w:r>
+        <w:t xml:space="preserve">  Impact</w:t>
+      </w:r>
+      <w:proofErr w:type="gramEnd"/>
+    </w:p>
+    <w:p>
+      <w:pPr>
+        <w:spacing w:before="60" w:after="120" w:line="276" w:lineRule="auto"/>
+        <w:jc w:val="both"/>
         <w:rPr>
           <w:rFonts w:ascii="Arial" w:eastAsia="Arial" w:hAnsi="Arial" w:cs="Arial"/>
           <w:color w:val="1A1A2E"/>
           <w:sz w:val="22"/>
           <w:szCs w:val="22"/>
         </w:rPr>
-        <w:t xml:space="preserve"> and whether additional safeguarding measures are required.</w:t>
-      </w:r>
-    </w:p>
-    <w:p>
-      <w:pPr>
-        <w:pStyle w:val="Heading2"/>
-      </w:pPr>
-      <w:proofErr w:type="gramStart"/>
-      <w:r>
-        <w:rPr>
-          <w:lang w:val="en-US"/>
-        </w:rPr>
-        <w:t>4</w:t>
-      </w:r>
-      <w:r>
-        <w:t>.</w:t>
-      </w:r>
-      <w:r>
-        <w:rPr>
-          <w:lang w:val="en-US"/>
-        </w:rPr>
-        <w:t>3</w:t>
-      </w:r>
-      <w:r>
-        <w:t xml:space="preserve">  Outcome</w:t>
-      </w:r>
-      <w:proofErr w:type="gramEnd"/>
-      <w:r>
-        <w:t>: Improved Social and Academic Engagement</w:t>
-      </w:r>
-    </w:p>
-    <w:p>
-      <w:pPr>
-        <w:spacing w:before="60" w:after="120" w:line="276" w:lineRule="auto"/>
-        <w:jc w:val="both"/>
       </w:pPr>
       <w:r>
         <w:rPr>
@@ -2807,152 +2740,7 @@
           <w:sz w:val="22"/>
           <w:szCs w:val="22"/>
         </w:rPr>
-        <w:t xml:space="preserve">As trauma symptoms reduce </w:t>
-      </w:r>
-      <w:r>
-        <w:rPr>
-          <w:rFonts w:ascii="Arial" w:eastAsia="Arial" w:hAnsi="Arial" w:cs="Arial"/>
-          <w:color w:val="1A1A2E"/>
-          <w:sz w:val="22"/>
-          <w:szCs w:val="22"/>
-        </w:rPr>
-        <w:t>and emotional regulation improves, children are better placed to engage with the social and educational environments around them. This includes school attendance, academic performance, and the quality of peer relationships. Evidence from the Becoming a Man</w:t>
-      </w:r>
-      <w:r>
-        <w:rPr>
-          <w:rFonts w:ascii="Arial" w:eastAsia="Arial" w:hAnsi="Arial" w:cs="Arial"/>
-          <w:color w:val="1A1A2E"/>
-          <w:sz w:val="22"/>
-          <w:szCs w:val="22"/>
-        </w:rPr>
-        <w:t xml:space="preserve"> (BAM) programme demonstrates a direct causal link between structured CBT and improved graduation rates — a pathway that operates through exactly this mechanism.</w:t>
-      </w:r>
-    </w:p>
-    <w:p>
-      <w:pPr>
-        <w:spacing w:before="60" w:after="120" w:line="276" w:lineRule="auto"/>
-        <w:jc w:val="both"/>
-        <w:rPr>
-          <w:rFonts w:ascii="Arial" w:eastAsia="Arial" w:hAnsi="Arial" w:cs="Arial"/>
-          <w:color w:val="1A1A2E"/>
-          <w:sz w:val="22"/>
-          <w:szCs w:val="22"/>
-        </w:rPr>
-      </w:pPr>
-      <w:r>
-        <w:rPr>
-          <w:rFonts w:ascii="Arial" w:eastAsia="Arial" w:hAnsi="Arial" w:cs="Arial"/>
-          <w:color w:val="1A1A2E"/>
-          <w:sz w:val="22"/>
-          <w:szCs w:val="22"/>
-        </w:rPr>
-        <w:t>Academic and social re-engagement is also intrinsically protective: school provides structure,</w:t>
-      </w:r>
-      <w:r>
-        <w:rPr>
-          <w:rFonts w:ascii="Arial" w:eastAsia="Arial" w:hAnsi="Arial" w:cs="Arial"/>
-          <w:color w:val="1A1A2E"/>
-          <w:sz w:val="22"/>
-          <w:szCs w:val="22"/>
-        </w:rPr>
-        <w:t xml:space="preserve"> trusted adults, and peer connection — all of which buffer against the re-emergence of trauma symptoms after the programme ends.</w:t>
-      </w:r>
-    </w:p>
-    <w:p>
-      <w:pPr>
-        <w:spacing w:before="60" w:after="120" w:line="276" w:lineRule="auto"/>
-        <w:jc w:val="both"/>
-        <w:rPr>
-          <w:rFonts w:ascii="Arial" w:eastAsia="Arial" w:hAnsi="Arial" w:cs="Arial"/>
-          <w:color w:val="1A1A2E"/>
-          <w:sz w:val="22"/>
-          <w:szCs w:val="22"/>
-        </w:rPr>
-      </w:pPr>
-      <w:r>
-        <w:rPr>
-          <w:rFonts w:ascii="Arial" w:eastAsia="Arial" w:hAnsi="Arial" w:cs="Arial"/>
-          <w:color w:val="1A1A2E"/>
-          <w:sz w:val="22"/>
-          <w:szCs w:val="22"/>
-        </w:rPr>
-        <w:t xml:space="preserve">This improved engagement then opens a forward-looking pathway. Children who re-engage with education are better positioned to pursue further academic achievement and, ultimately, secure stable employment. Economic stability — sustained income and financial independence — in turn reduces vulnerability to GBV in adulthood in two directions: it lowers the material conditions that increase exposure to victimisation, and it reduces the stressors associated with perpetration. </w:t>
-      </w:r>
-    </w:p>
-    <w:p>
-      <w:pPr>
-        <w:spacing w:before="60" w:after="120" w:line="276" w:lineRule="auto"/>
-        <w:jc w:val="both"/>
-        <w:rPr>
-          <w:rFonts w:ascii="Arial" w:eastAsia="Arial" w:hAnsi="Arial" w:cs="Arial"/>
-          <w:color w:val="1A1A2E"/>
-          <w:sz w:val="22"/>
-          <w:szCs w:val="22"/>
-        </w:rPr>
-      </w:pPr>
-      <w:r>
-        <w:rPr>
-          <w:rFonts w:ascii="Arial" w:eastAsia="Arial" w:hAnsi="Arial" w:cs="Arial"/>
-          <w:color w:val="1A1A2E"/>
-          <w:sz w:val="22"/>
-          <w:szCs w:val="22"/>
-        </w:rPr>
-        <w:t>It should be noted that two additional outcomes — an improved relationship with the non-offending caregiver, and the capacity to form healthy, non-violent relationships with others in adulthood — are not captured in the log frame due to measurement complexity, but are expected to contribute independently to the programme's long-term impact. A child who develops a secure caregiver relationship during treatment is less likely to replicate violent relationship dynamics in adulthood; and a young adult who forms healthy intimate and family relationships is, by definition, not transmitting the cycle of GBV to the next generation. These outcomes operate alongside the economic pathway and reinforce the overall impact, even where they are not formally tracked.</w:t>
-      </w:r>
-    </w:p>
-    <w:p>
-      <w:pPr>
-        <w:pStyle w:val="Heading2"/>
-      </w:pPr>
-      <w:proofErr w:type="gramStart"/>
-      <w:r>
-        <w:rPr>
-          <w:lang w:val="en-US"/>
-        </w:rPr>
-        <w:t>4.4</w:t>
-      </w:r>
-      <w:r>
-        <w:t xml:space="preserve">  Impact</w:t>
-      </w:r>
-      <w:proofErr w:type="gramEnd"/>
-    </w:p>
-    <w:p>
-      <w:pPr>
-        <w:spacing w:before="60" w:after="120" w:line="276" w:lineRule="auto"/>
-        <w:jc w:val="both"/>
-        <w:rPr>
-          <w:rFonts w:ascii="Arial" w:eastAsia="Arial" w:hAnsi="Arial" w:cs="Arial"/>
-          <w:color w:val="1A1A2E"/>
-          <w:sz w:val="22"/>
-          <w:szCs w:val="22"/>
-        </w:rPr>
-      </w:pPr>
-      <w:r>
-        <w:rPr>
-          <w:rFonts w:ascii="Arial" w:eastAsia="Arial" w:hAnsi="Arial" w:cs="Arial"/>
-          <w:color w:val="1A1A2E"/>
-          <w:sz w:val="22"/>
-          <w:szCs w:val="22"/>
-        </w:rPr>
-        <w:t>Breaking the intergenerational cycle of GBV: programme graduates do not become victims or perpetrators of GBV in a</w:t>
-      </w:r>
-      <w:r>
-        <w:rPr>
-          <w:rFonts w:ascii="Arial" w:eastAsia="Arial" w:hAnsi="Arial" w:cs="Arial"/>
-          <w:color w:val="1A1A2E"/>
-          <w:sz w:val="22"/>
-          <w:szCs w:val="22"/>
-        </w:rPr>
-        <w:t>dulthood at significantly higher rates than the general population. The STYL programme in Liberia demonstrates that CBT-driven reductions in violent behaviour can persist for at least ten years — providing a strong evidential basis for this long-term impac</w:t>
-      </w:r>
-      <w:r>
-        <w:rPr>
-          <w:rFonts w:ascii="Arial" w:eastAsia="Arial" w:hAnsi="Arial" w:cs="Arial"/>
-          <w:color w:val="1A1A2E"/>
-          <w:sz w:val="22"/>
-          <w:szCs w:val="22"/>
-        </w:rPr>
-        <w:t>t claim.</w:t>
+        <w:t>Breaking the intergenerational cycle of GBV: programme graduates do not become victims or perpetrators of GBV in adulthood at significantly higher rates than the general population. The STYL programme in Liberia demonstrates that CBT-driven reductions in violent behaviour can persist for at least ten years — providing a strong evidential basis for this long-term impact claim.</w:t>
       </w:r>
     </w:p>
     <w:p>
@@ -3020,12 +2808,6 @@
         <w:gridCol w:w="5721"/>
       </w:tblGrid>
       <w:tr>
-        <w:tblPrEx>
-          <w:tblCellMar>
-            <w:top w:w="0" w:type="dxa"/>
-            <w:bottom w:w="0" w:type="dxa"/>
-          </w:tblCellMar>
-        </w:tblPrEx>
         <w:trPr>
           <w:tblHeader/>
         </w:trPr>
@@ -3094,12 +2876,6 @@
         </w:tc>
       </w:tr>
       <w:tr>
-        <w:tblPrEx>
-          <w:tblCellMar>
-            <w:top w:w="0" w:type="dxa"/>
-            <w:bottom w:w="0" w:type="dxa"/>
-          </w:tblCellMar>
-        </w:tblPrEx>
         <w:tc>
           <w:tcPr>
             <w:tcW w:w="0" w:type="auto"/>
@@ -3160,27 +2936,12 @@
                 <w:sz w:val="20"/>
                 <w:szCs w:val="20"/>
               </w:rPr>
-              <w:t>Insufficient dosage reduc</w:t>
-            </w:r>
-            <w:r>
-              <w:rPr>
-                <w:rFonts w:ascii="Arial" w:eastAsia="Arial" w:hAnsi="Arial" w:cs="Arial"/>
-                <w:color w:val="1A1A2E"/>
-                <w:sz w:val="20"/>
-                <w:szCs w:val="20"/>
-              </w:rPr>
-              <w:t>es clinical effect. Mitigated by accessible locations, flexible scheduling, and caregiver support.</w:t>
+              <w:t>Insufficient dosage reduces clinical effect. Mitigated by accessible locations, flexible scheduling, and caregiver support.</w:t>
             </w:r>
           </w:p>
         </w:tc>
       </w:tr>
       <w:tr>
-        <w:tblPrEx>
-          <w:tblCellMar>
-            <w:top w:w="0" w:type="dxa"/>
-            <w:bottom w:w="0" w:type="dxa"/>
-          </w:tblCellMar>
-        </w:tblPrEx>
         <w:tc>
           <w:tcPr>
             <w:tcW w:w="0" w:type="auto"/>
@@ -3247,12 +3008,6 @@
         </w:tc>
       </w:tr>
       <w:tr>
-        <w:tblPrEx>
-          <w:tblCellMar>
-            <w:top w:w="0" w:type="dxa"/>
-            <w:bottom w:w="0" w:type="dxa"/>
-          </w:tblCellMar>
-        </w:tblPrEx>
         <w:tc>
           <w:tcPr>
             <w:tcW w:w="0" w:type="auto"/>
@@ -3281,16 +3036,7 @@
                 <w:sz w:val="20"/>
                 <w:szCs w:val="20"/>
               </w:rPr>
-              <w:t>School environments are safe and supportive</w:t>
-            </w:r>
-            <w:r>
-              <w:rPr>
-                <w:rFonts w:ascii="Arial" w:eastAsia="Arial" w:hAnsi="Arial" w:cs="Arial"/>
-                <w:color w:val="1A1A2E"/>
-                <w:sz w:val="20"/>
-                <w:szCs w:val="20"/>
-              </w:rPr>
-              <w:t xml:space="preserve"> of children's re-engagement.</w:t>
+              <w:t>School environments are safe and supportive of children's re-engagement.</w:t>
             </w:r>
           </w:p>
         </w:tc>
@@ -3328,12 +3074,6 @@
         </w:tc>
       </w:tr>
       <w:tr>
-        <w:tblPrEx>
-          <w:tblCellMar>
-            <w:top w:w="0" w:type="dxa"/>
-            <w:bottom w:w="0" w:type="dxa"/>
-          </w:tblCellMar>
-        </w:tblPrEx>
         <w:tc>
           <w:tcPr>
             <w:tcW w:w="0" w:type="auto"/>
@@ -3400,12 +3140,6 @@
         </w:tc>
       </w:tr>
       <w:tr>
-        <w:tblPrEx>
-          <w:tblCellMar>
-            <w:top w:w="0" w:type="dxa"/>
-            <w:bottom w:w="0" w:type="dxa"/>
-          </w:tblCellMar>
-        </w:tblPrEx>
         <w:tc>
           <w:tcPr>
             <w:tcW w:w="0" w:type="auto"/>
@@ -3472,12 +3206,6 @@
         </w:tc>
       </w:tr>
       <w:tr>
-        <w:tblPrEx>
-          <w:tblCellMar>
-            <w:top w:w="0" w:type="dxa"/>
-            <w:bottom w:w="0" w:type="dxa"/>
-          </w:tblCellMar>
-        </w:tblPrEx>
         <w:tc>
           <w:tcPr>
             <w:tcW w:w="0" w:type="auto"/>
@@ -3506,16 +3234,7 @@
                 <w:sz w:val="20"/>
                 <w:szCs w:val="20"/>
               </w:rPr>
-              <w:t>Programme effects per</w:t>
-            </w:r>
-            <w:r>
-              <w:rPr>
-                <w:rFonts w:ascii="Arial" w:eastAsia="Arial" w:hAnsi="Arial" w:cs="Arial"/>
-                <w:color w:val="1A1A2E"/>
-                <w:sz w:val="20"/>
-                <w:szCs w:val="20"/>
-              </w:rPr>
-              <w:t>sist after the intervention ends.</w:t>
+              <w:t>Programme effects persist after the intervention ends.</w:t>
             </w:r>
           </w:p>
         </w:tc>
@@ -3613,13 +3332,7 @@
         <w:rPr>
           <w:color w:val="1A1A2E"/>
         </w:rPr>
-        <w:t>Location and venue selec</w:t>
-      </w:r>
-      <w:r>
-        <w:rPr>
-          <w:color w:val="1A1A2E"/>
-        </w:rPr>
-        <w:t>tion: mapping of participant residences, safe venue options, and transport or mobility barriers.</w:t>
+        <w:t>Location and venue selection: mapping of participant residences, safe venue options, and transport or mobility barriers.</w:t>
       </w:r>
     </w:p>
     <w:p>
@@ -3651,13 +3364,7 @@
         <w:rPr>
           <w:color w:val="1A1A2E"/>
         </w:rPr>
-        <w:t>Intake assessment and safeguarding protocol: c</w:t>
-      </w:r>
-      <w:r>
-        <w:rPr>
-          <w:color w:val="1A1A2E"/>
-        </w:rPr>
-        <w:t>riteria for participation, abuser-contact assessment, and escalation procedures.</w:t>
+        <w:t>Intake assessment and safeguarding protocol: criteria for participation, abuser-contact assessment, and escalation procedures.</w:t>
       </w:r>
     </w:p>
     <w:p>
@@ -3689,13 +3396,7 @@
         <w:rPr>
           <w:color w:val="1A1A2E"/>
         </w:rPr>
-        <w:t>Evaluation design: consideration of comparison group, outcome assessment independence, and fol</w:t>
-      </w:r>
-      <w:r>
-        <w:rPr>
-          <w:color w:val="1A1A2E"/>
-        </w:rPr>
-        <w:t>low-up timeline.</w:t>
+        <w:t>Evaluation design: consideration of comparison group, outcome assessment independence, and follow-up timeline.</w:t>
       </w:r>
     </w:p>
     <w:p>
@@ -4967,6 +4668,7 @@
   <w:style w:type="character" w:default="1" w:styleId="DefaultParagraphFont">
     <w:name w:val="Default Paragraph Font"/>
     <w:uiPriority w:val="1"/>
+    <w:semiHidden/>
     <w:unhideWhenUsed/>
   </w:style>
   <w:style w:type="table" w:default="1" w:styleId="TableNormal">

--- a/1. Theory of Change-Breaking the cycle.docx
+++ b/1. Theory of Change-Breaking the cycle.docx
@@ -61,10 +61,7 @@
         </w:rPr>
         <w:t xml:space="preserve">Programme design document — working draft </w:t>
       </w:r>
-    </w:p>
-    <w:p>
-      <w:pPr>
-        <w:spacing w:before="120"/>
+      <w:r>
         <w:rPr>
           <w:rFonts w:ascii="Arial" w:eastAsia="Arial" w:hAnsi="Arial" w:cs="Arial"/>
           <w:i/>
@@ -74,7 +71,8 @@
           <w:szCs w:val="21"/>
           <w:lang w:val="en-US"/>
         </w:rPr>
-      </w:pPr>
+        <w:t xml:space="preserve">| </w:t>
+      </w:r>
       <w:r>
         <w:rPr>
           <w:rFonts w:ascii="Arial" w:eastAsia="Arial" w:hAnsi="Arial" w:cs="Arial"/>
@@ -85,9 +83,8 @@
           <w:szCs w:val="21"/>
           <w:lang w:val="en-US"/>
         </w:rPr>
-        <w:t xml:space="preserve">Prepared by </w:t>
-      </w:r>
-      <w:proofErr w:type="spellStart"/>
+        <w:t>Link</w:t>
+      </w:r>
       <w:r>
         <w:rPr>
           <w:rFonts w:ascii="Arial" w:eastAsia="Arial" w:hAnsi="Arial" w:cs="Arial"/>
@@ -98,9 +95,30 @@
           <w:szCs w:val="21"/>
           <w:lang w:val="en-US"/>
         </w:rPr>
-        <w:t>Sungeun</w:t>
-      </w:r>
-      <w:proofErr w:type="spellEnd"/>
+        <w:t xml:space="preserve">: </w:t>
+      </w:r>
+      <w:hyperlink r:id="rId7" w:history="1">
+        <w:r>
+          <w:rPr>
+            <w:rStyle w:val="Hyperlink"/>
+            <w:rFonts w:ascii="Arial" w:eastAsia="Arial" w:hAnsi="Arial" w:cs="Arial"/>
+            <w:i/>
+            <w:iCs/>
+            <w:sz w:val="21"/>
+            <w:szCs w:val="21"/>
+            <w:lang w:val="en-US"/>
+          </w:rPr>
+          <w:t>sun712k.github.io/portfolio/program-evaluation/</w:t>
+        </w:r>
+      </w:hyperlink>
+    </w:p>
+    <w:p>
+      <w:pPr>
+        <w:spacing w:before="120"/>
+        <w:rPr>
+          <w:lang w:val="en-US"/>
+        </w:rPr>
+      </w:pPr>
       <w:r>
         <w:rPr>
           <w:rFonts w:ascii="Arial" w:eastAsia="Arial" w:hAnsi="Arial" w:cs="Arial"/>
@@ -111,16 +129,9 @@
           <w:szCs w:val="21"/>
           <w:lang w:val="en-US"/>
         </w:rPr>
-        <w:t xml:space="preserve"> Kim</w:t>
-      </w:r>
-    </w:p>
-    <w:p>
-      <w:pPr>
-        <w:spacing w:before="120"/>
-        <w:rPr>
-          <w:lang w:val="en-US"/>
-        </w:rPr>
-      </w:pPr>
+        <w:t xml:space="preserve">Prepared by </w:t>
+      </w:r>
+      <w:proofErr w:type="spellStart"/>
       <w:r>
         <w:rPr>
           <w:rFonts w:ascii="Arial" w:eastAsia="Arial" w:hAnsi="Arial" w:cs="Arial"/>
@@ -131,7 +142,56 @@
           <w:szCs w:val="21"/>
           <w:lang w:val="en-US"/>
         </w:rPr>
+        <w:t>Sungeun</w:t>
+      </w:r>
+      <w:proofErr w:type="spellEnd"/>
+      <w:r>
+        <w:rPr>
+          <w:rFonts w:ascii="Arial" w:eastAsia="Arial" w:hAnsi="Arial" w:cs="Arial"/>
+          <w:i/>
+          <w:iCs/>
+          <w:color w:val="555555"/>
+          <w:sz w:val="21"/>
+          <w:szCs w:val="21"/>
+          <w:lang w:val="en-US"/>
+        </w:rPr>
+        <w:t xml:space="preserve"> Kim</w:t>
+      </w:r>
+      <w:r>
+        <w:rPr>
+          <w:rFonts w:ascii="Arial" w:eastAsia="Arial" w:hAnsi="Arial" w:cs="Arial"/>
+          <w:i/>
+          <w:iCs/>
+          <w:color w:val="555555"/>
+          <w:sz w:val="21"/>
+          <w:szCs w:val="21"/>
+          <w:lang w:val="en-US"/>
+        </w:rPr>
+        <w:t xml:space="preserve"> | </w:t>
+      </w:r>
+      <w:r>
+        <w:rPr>
+          <w:rFonts w:ascii="Arial" w:eastAsia="Arial" w:hAnsi="Arial" w:cs="Arial"/>
+          <w:i/>
+          <w:iCs/>
+          <w:color w:val="555555"/>
+          <w:sz w:val="21"/>
+          <w:szCs w:val="21"/>
+          <w:lang w:val="en-US"/>
+        </w:rPr>
         <w:t>May 15, 2026</w:t>
+      </w:r>
+      <w:r>
+        <w:rPr>
+          <w:rFonts w:ascii="Arial" w:eastAsia="Arial" w:hAnsi="Arial" w:cs="Arial"/>
+          <w:i/>
+          <w:iCs/>
+          <w:color w:val="555555"/>
+          <w:sz w:val="21"/>
+          <w:szCs w:val="21"/>
+          <w:lang w:val="en-US"/>
+        </w:rPr>
+        <w:t xml:space="preserve"> </w:t>
       </w:r>
     </w:p>
     <w:p>
@@ -700,7 +760,7 @@
                     <pic:cNvPicPr/>
                   </pic:nvPicPr>
                   <pic:blipFill rotWithShape="1">
-                    <a:blip r:embed="rId7" cstate="print">
+                    <a:blip r:embed="rId8" cstate="print">
                       <a:extLst>
                         <a:ext uri="{28A0092B-C50C-407E-A947-70E740481C1C}">
                           <a14:useLocalDpi xmlns:a14="http://schemas.microsoft.com/office/drawing/2010/main" val="0"/>
@@ -3791,7 +3851,7 @@
         </w:rPr>
         <w:t xml:space="preserve">van Rosmalen-Nooijens, K. A. W. L., Prins, J. B., Vergeer, M., Wong, S. H., &amp; Lagro-Janssen, A. L. (2013). "Young people, adult worries": RCT of an internet-based self-support method "Feel the ViBe" for children, adolescents and young adults exposed to family violence, a study protocol. BMC Public Health, 13, Article 226. </w:t>
       </w:r>
-      <w:hyperlink r:id="rId8" w:history="1">
+      <w:hyperlink r:id="rId9" w:history="1">
         <w:r>
           <w:rPr>
             <w:rFonts w:ascii="Arial" w:eastAsia="Arial" w:hAnsi="Arial" w:cs="Arial"/>
@@ -3848,7 +3908,7 @@
       </w:pPr>
     </w:p>
     <w:sectPr>
-      <w:footerReference w:type="default" r:id="rId9"/>
+      <w:footerReference w:type="default" r:id="rId10"/>
       <w:pgSz w:w="12240" w:h="15840"/>
       <w:pgMar w:top="1260" w:right="1260" w:bottom="1260" w:left="1260" w:header="708" w:footer="708" w:gutter="0"/>
       <w:cols w:space="720"/>
